--- a/docs/Milestone_1_Report.docx
+++ b/docs/Milestone_1_Report.docx
@@ -5393,7 +5393,7 @@
     <w:sectPr>
       <w:footerReference w:type="default" r:id="rId7"/>
       <w:pgSz w:h="15840" w:w="12240" w:orient="portrait"/>
-      <w:pgMar w:bottom="1440" w:top="1440" w:left="1440" w:right="1440" w:header="708" w:footer="708"/>
+      <w:pgMar w:bottom="936" w:top="1440" w:left="1440" w:right="1440" w:header="708" w:footer="360"/>
       <w:pgNumType w:start="1"/>
     </w:sectPr>
   </w:body>
